--- a/Output/tables-split-cell-output.docx
+++ b/Output/tables-split-cell-output.docx
@@ -9,6 +9,52 @@
         <w:gridCol w:w="1500"/>
         <w:gridCol w:w="1500"/>
       </w:tblGrid>
+      <w:tr>
+        <w:tc>
+          <w:tcPr>
+            <w:tcW w:w="1500" w:type="dxa"/>
+            <w:tcBorders>
+              <w:top w:val="single" w:color="auto" w:sz="4" w:space="0"/>
+              <w:bottom w:val="single" w:color="auto" w:sz="4" w:space="0"/>
+              <w:left w:val="single" w:color="auto" w:sz="4" w:space="0"/>
+              <w:right w:val="single" w:color="auto" w:sz="4" w:space="0"/>
+            </w:tcBorders>
+          </w:tcPr>
+          <w:p>
+            <w:r>
+              <w:t>Apple</w:t>
+            </w:r>
+          </w:p>
+        </w:tc>
+        <w:tc>
+          <w:tcPr>
+            <w:tcW w:w="1500" w:type="dxa"/>
+            <w:tcBorders>
+              <w:top w:val="single" w:color="auto" w:sz="4" w:space="0"/>
+              <w:bottom w:val="single" w:color="auto" w:sz="4" w:space="0"/>
+              <w:left w:val="single" w:color="auto" w:sz="4" w:space="0"/>
+              <w:right w:val="single" w:color="auto" w:sz="4" w:space="0"/>
+            </w:tcBorders>
+          </w:tcPr>
+          <w:p/>
+        </w:tc>
+        <w:tc>
+          <w:tcPr>
+            <w:tcW w:w="1500" w:type="dxa"/>
+            <w:tcBorders>
+              <w:top w:val="single" w:color="auto" w:sz="4" w:space="0"/>
+              <w:bottom w:val="single" w:color="auto" w:sz="4" w:space="0"/>
+              <w:left w:val="single" w:color="auto" w:sz="4" w:space="0"/>
+              <w:right w:val="single" w:color="auto" w:sz="4" w:space="0"/>
+            </w:tcBorders>
+          </w:tcPr>
+          <w:p>
+            <w:r>
+              <w:t>Banana</w:t>
+            </w:r>
+          </w:p>
+        </w:tc>
+      </w:tr>
       <w:tr>
         <w:tc>
           <w:tcPr>
@@ -32,7 +78,11 @@
               <w:right w:val="single" w:color="auto" w:sz="4" w:space="0"/>
             </w:tcBorders>
           </w:tcPr>
-          <w:p/>
+          <w:p>
+            <w:r>
+              <w:t>Orange</w:t>
+            </w:r>
+          </w:p>
         </w:tc>
         <w:tc>
           <w:tcPr>
@@ -58,7 +108,11 @@
               <w:right w:val="single" w:color="auto" w:sz="4" w:space="0"/>
             </w:tcBorders>
           </w:tcPr>
-          <w:p/>
+          <w:p>
+            <w:r>
+              <w:t>Papaya</w:t>
+            </w:r>
+          </w:p>
         </w:tc>
         <w:tc>
           <w:tcPr>
@@ -70,7 +124,11 @@
               <w:right w:val="single" w:color="auto" w:sz="4" w:space="0"/>
             </w:tcBorders>
           </w:tcPr>
-          <w:p/>
+          <w:p>
+            <w:r>
+              <w:t>Pear</w:t>
+            </w:r>
+          </w:p>
         </w:tc>
         <w:tc>
           <w:tcPr>
@@ -82,45 +140,11 @@
               <w:right w:val="single" w:color="auto" w:sz="4" w:space="0"/>
             </w:tcBorders>
           </w:tcPr>
-          <w:p/>
-        </w:tc>
-      </w:tr>
-      <w:tr>
-        <w:tc>
-          <w:tcPr>
-            <w:tcW w:w="1500" w:type="dxa"/>
-            <w:tcBorders>
-              <w:top w:val="single" w:color="auto" w:sz="4" w:space="0"/>
-              <w:bottom w:val="single" w:color="auto" w:sz="4" w:space="0"/>
-              <w:left w:val="single" w:color="auto" w:sz="4" w:space="0"/>
-              <w:right w:val="single" w:color="auto" w:sz="4" w:space="0"/>
-            </w:tcBorders>
-          </w:tcPr>
-          <w:p/>
-        </w:tc>
-        <w:tc>
-          <w:tcPr>
-            <w:tcW w:w="1500" w:type="dxa"/>
-            <w:tcBorders>
-              <w:top w:val="single" w:color="auto" w:sz="4" w:space="0"/>
-              <w:bottom w:val="single" w:color="auto" w:sz="4" w:space="0"/>
-              <w:left w:val="single" w:color="auto" w:sz="4" w:space="0"/>
-              <w:right w:val="single" w:color="auto" w:sz="4" w:space="0"/>
-            </w:tcBorders>
-          </w:tcPr>
-          <w:p/>
-        </w:tc>
-        <w:tc>
-          <w:tcPr>
-            <w:tcW w:w="1500" w:type="dxa"/>
-            <w:tcBorders>
-              <w:top w:val="single" w:color="auto" w:sz="4" w:space="0"/>
-              <w:bottom w:val="single" w:color="auto" w:sz="4" w:space="0"/>
-              <w:left w:val="single" w:color="auto" w:sz="4" w:space="0"/>
-              <w:right w:val="single" w:color="auto" w:sz="4" w:space="0"/>
-            </w:tcBorders>
-          </w:tcPr>
-          <w:p/>
+          <w:p>
+            <w:r>
+              <w:t>Peach</w:t>
+            </w:r>
+          </w:p>
         </w:tc>
       </w:tr>
     </w:tbl>
